--- a/example_articles/states/Wisconsin/6.states_Wisconsin_Other_publisher.docx
+++ b/example_articles/states/Wisconsin/6.states_Wisconsin_Other_publisher.docx
@@ -31,17 +31,17 @@
     </w:p>
     <w:p>
       <w:r>
-        <w:t>Source File: Other publishers/Files (500) (26).DOCX</w:t>
+        <w:t>Source file: Other publishers/Files (500) (26).DOCX</w:t>
       </w:r>
     </w:p>
     <w:p>
       <w:r>
-        <w:t>Raw locations result: ['Northern Ireland', 'Scotland', 'United States (Wisconsin)']</w:t>
+        <w:t>Raw locations result, 'locations': ['Northern Ireland', 'Scotland', 'United States (Wisconsin)']</w:t>
       </w:r>
     </w:p>
     <w:p>
       <w:r>
-        <w:t>states_stand_flat (Standardized): Wisconsin</w:t>
+        <w:t>Standardized locations result, 'states_stand_flat': Wisconsin</w:t>
       </w:r>
     </w:p>
     <w:p>

--- a/example_articles/states/Wisconsin/6.states_Wisconsin_Other_publisher.docx
+++ b/example_articles/states/Wisconsin/6.states_Wisconsin_Other_publisher.docx
@@ -7,11 +7,7 @@
         <w:pStyle w:val="Heading1"/>
       </w:pPr>
       <w:r>
-        <w:t>GRAPPLING WITH POLITICS IN MINN.;</w:t>
-        <w:br/>
-        <w:t>FORMER PRO WRESTLER'S POPULIST CAMPAIGN PUTTING GUBERNATORIAL RACE IN;</w:t>
-        <w:br/>
-        <w:t>STRANGLEHOLD</w:t>
+        <w:t>Dr. Donald Berwick, taxpayer hero</w:t>
       </w:r>
     </w:p>
     <w:p>
@@ -21,22 +17,22 @@
     </w:p>
     <w:p>
       <w:r>
-        <w:t>Date: 1998-10-23</w:t>
+        <w:t>Date: 2010-07-30</w:t>
       </w:r>
     </w:p>
     <w:p>
       <w:r>
-        <w:t>Section: NATIONAL,</w:t>
+        <w:t>Section: NEWS; Pg. 16</w:t>
       </w:r>
     </w:p>
     <w:p>
       <w:r>
-        <w:t>Source file: Other publishers/Files (500) (26).DOCX</w:t>
+        <w:t>Source file: Other publishers/Files (500) (14).DOCX</w:t>
       </w:r>
     </w:p>
     <w:p>
       <w:r>
-        <w:t>Raw locations result, 'locations': ['Northern Ireland', 'Scotland', 'United States (Wisconsin)']</w:t>
+        <w:t>Raw locations result, 'locations': ['Wisconsin']</w:t>
       </w:r>
     </w:p>
     <w:p>
@@ -53,39 +49,35 @@
     </w:p>
     <w:p>
       <w:r>
-        <w:t>The debate turns to the issue of crime, and the Reform Party's supersized gubernatorial candidate, Jesse ''The Body'' Ventura, sits patiently on the sofa in his golf shirt and worn sneakers waiting for the Republican and Democratic nominees to finish. Then he jumps in.</w:t>
+        <w:t>Welcome, Dr. Donald Berwick. Once you pull the arrows out of your back, you can get down to the important work for which you are supremely qualified: fixing the government health-insurance programs.</w:t>
         <w:br/>
-        <w:t>Law enforcement, he all but growls in his gravelly baritone, is a local issue - best handled by municipal officials, not state government. When he was a suburban Minneapolis mayor a few years back, the crime rate fell ''because we had a mayor with a little bit of military background who knew how to go out and kick some butt,'' said Ventura, a former professional wrestler, Navy SEAL, actor and radio talk show host. ''You need to have that little bit of attitude if you're going to deal with crime. If I get called in (to help as governor) then it's my way or the highway and get out of the way.''</w:t>
+        <w:t>President Obama named you head of the Centers for Medicare and Medicaid Services through a recess appointment. That deprived Senate Republicans of another televised round denouncing "socialized medicine" — though they are churning out news releases calling you a "health-care-rationing czar" and advocate of "cookie-cutter medicine."</w:t>
         <w:br/>
-        <w:t xml:space="preserve">The Body has added a heavy dose of testosterone to Minnesota's governor's race, transforming an otherwise dull gubernatorial campaign into one of the most colorful - and suspenseful - in the nation this year. With little money and not a single television ad, Ventura has parlayed his celebrity and populist anti-government message into the most spirited third-party candidacy since Ross Perot's in 1992. </w:t>
+        <w:t>A pediatrician and expert on medical economics, you are a savior to we who pay the bills through our premiums and taxes. But to the folks milking the system and the politicians they control — Republicans, but some Democrats, too — you are a threat.</w:t>
         <w:br/>
-        <w:t>A Minneapolis Star Tribune poll released Tuesday shows that Ventura's support among likely voters has doubled since the September primary, to 21 percent. He trails the Democratic and GOP nominees - state Attorney General Hubert H. Humphrey III, until recently the clear front-runner, and St. Paul Mayor Norm Coleman - who are locked in a dead heat with 35 percent and 34 percent, respectively, among likely voters.</w:t>
+        <w:t>Nonetheless, the American Medical Association and the American Hospital Association both sing your praises. They also have stakes in this business but understand that you know what you're doing.</w:t>
         <w:br/>
-        <w:t>But of the three candidates, Ventura has, by far, the greatest measurable momentum behind him. In a few weeks' time, he has surged beyond spoiler status to that of serious candidate, appealing to a much broader range of voters than anyone ever imagined.</w:t>
+        <w:t>You got into trouble by saying that a civilized health care system must treat the poor, and that will require a "redistribution of wealth" from the better to the lesser-off. That is obvious, if not a politically adroit choice of words. You could have then noted that medical subsidies also go up the income ladder — such as when dishwashers' taxes support the Medicare benefits of millionaire retirees. In this country, the great majority of the uninsured are working poor. (The very poor have Medicaid.)</w:t>
         <w:br/>
-        <w:t>''I think people are fed up with politics and Jesse is the only authentic working-class candidate in the race,'' said Steven Schier, a political science professor at Carleton College in Northfield, Minn. ''At the same time, politics has become more and more about entertainment .  . . .  Jesse doesn't offer a lot of specifics, but his is essentially a campaign built around a personality and in this volatile political atmosphere, it's working.''</w:t>
+        <w:t>Anyhow, you've run programs to reduce medical errors and hospital-acquired infections. That improved care and cut costs at the same time. The former president of Thedacare in Appleton, Wis., credits your "principles of continuous improvement" with helping reduce the cost of inpatient care at his hospital by 25 percent.</w:t>
         <w:br/>
-        <w:t>Ventura, 47, stands apart from his rivals in every way. At 6-foot-4, he towers over Humphrey and Coleman. A Vietnam War veteran who never attended college, he met his wife at a biker bar, sends his two children to public schools and campaigns in torn jeans, sneakers, and a leather jacket. In stark contrast to the button-down, credentialed image of his opponents, both career politicians, Ventura's image is of the plain-spoken Everyman, even though he drives a Porsche and lives in a palatial home on the banks of the Mississippi River.</w:t>
+        <w:t>When did saving taxpayers money become socialistic? When Republicans decided to define "free-market solutions" as seeing how many tax dollars they can shovel into private coffers.</w:t>
         <w:br/>
-        <w:t>His 11-year professional wrestling career, which ended in 1986, and more recent stints as an actor and talk show host have allowed Ventura to be financially comfortable.</w:t>
+        <w:t>Exhibit A is their Medicare drug benefit, which was written to enrich pharmaceutical companies and insurers.</w:t>
         <w:br/>
-        <w:t>In the theater that is politics, the big man with the clean-shaven head and the deep voice has a clear advantage over Humphrey and Coleman, both of whom are regarded as more cautious than charismatic.</w:t>
+        <w:t>By forbidding the government to directly negotiate drug prices, Republicans maximized the program's costs. Unlike everyone else in our capitalistic system, taxpayers are apparently not allowed to bargain for a better deal. That would be socialism.</w:t>
         <w:br/>
-        <w:t>Unable to afford television ads so far, Ventura has done well in televised debates and public appearances, preaching his brand of libertarian, get-government-off-your-back politics. His speech at a summer parade in rural Minnesota attracted what organizers of the annual event described as one of its largest audiences.</w:t>
+        <w:t>Exhibit B is the Republicans' tireless assaults against the "public option," which was stripped out of the final health care legislation.</w:t>
         <w:br/>
-        <w:t>''I think people are hearing something new, something different,'' Ventura said in an interview this week. ''They know that I'm going to be straight with them. I won't make any promises I can't keep. I'm not a career politician. How many jobs have I had since I graduated from high school, while both my opponents, all they've done is collect government checks.''</w:t>
+        <w:t>The public option was to be a government-run health insurance plan that competed with the privately run plans. Its purpose was to stop private insurers from overcharging for their plans — and sending their inflated bills to the taxpayers.</w:t>
         <w:br/>
-        <w:t>What Ventura says he will do is cut taxes, pare state government and reduce classroom sizes from a ratio of 19 students for every teacher to 17 to 1. He is less clear on how he will get there, which both Coleman and Humphrey point to as a sign of his inexperience as a manager.</w:t>
+        <w:t>Speaking of overcharges, socialized medicine and government-run systems, let's look at Exhibit C. Medicare is a government-run system that's far more socialized than anything in the new health care reforms. And it's a major cause of America's growing deficits.</w:t>
         <w:br/>
-        <w:t>But if Ventura has been vague on issues ranging from the budget to his military service record, he also has demonstrated a disarming wit, a dexterity with the language and an earnestness that defies ideological typecasting and makes him appear a bit less prepackaged than his opponents.</w:t>
+        <w:t>You'd think that the alleged haters of socialism and deficits would at least support ending overpayments to insurers participating in the Medicare Advantage program. But no, the Democrats had to do it alone.</w:t>
         <w:br/>
-        <w:t>Although he said yesterday he would ''absolutely not'' support legalization of prostitution, he reiterated that Minnesota should consider new ways to solve prostitution and drug use.</w:t>
+        <w:t>Dr. Berwick, part of me wishes that your hearing had gone forward. When your critics got to the "wealth distribution" part, you might have asked what in their religion goes against saving the lives of working-class Americans.</w:t>
         <w:br/>
-        <w:t>Initially, the conventional wisdom among pollsters and party officials was that Ventura's fiscal conservatism would draw voters who would otherwise vote for the GOP's Coleman. Indeed, Humphrey has refused all debates with Coleman if Ventura was not also present. But the Star Tribune poll suggests that Ventura's surge with the voters has come mostly at Humphrey's expense. Since the primary, Humphrey's support among likely voters has dropped by 14 percentage points, while Coleman's has increased by 5 percentage points.</w:t>
-        <w:br/>
-        <w:t>That would suggest that Ventura is not only challenging Coleman for conservatives, but also contending with Humphrey for votes from organized labor and farmers.</w:t>
-        <w:br/>
-        <w:t>''Our polls have always shown that we draw equally from both camps,'' Ventura said.</w:t>
+        <w:t>Not every manager of medical spending can be trusted to preserve the glories of American health care, but you can. So go forth, Dr. Berwick, and trim a few thousand off our health care bills. We taxpayers won't mind.</w:t>
       </w:r>
     </w:p>
     <w:sectPr>

--- a/example_articles/states/Wisconsin/6.states_Wisconsin_Other_publisher.docx
+++ b/example_articles/states/Wisconsin/6.states_Wisconsin_Other_publisher.docx
@@ -7,7 +7,7 @@
         <w:pStyle w:val="Heading1"/>
       </w:pPr>
       <w:r>
-        <w:t>Dr. Donald Berwick, taxpayer hero</w:t>
+        <w:t>WALZ'S SWING-STATE APPEAL PUT TO THE TEST</w:t>
       </w:r>
     </w:p>
     <w:p>
@@ -17,17 +17,17 @@
     </w:p>
     <w:p>
       <w:r>
-        <w:t>Date: 2010-07-30</w:t>
+        <w:t>Date: 2024-10-27</w:t>
       </w:r>
     </w:p>
     <w:p>
       <w:r>
-        <w:t>Section: NEWS; Pg. 16</w:t>
+        <w:t>Section: NEWS; Pg. 1A</w:t>
       </w:r>
     </w:p>
     <w:p>
       <w:r>
-        <w:t>Source file: Other publishers/Files (500) (14).DOCX</w:t>
+        <w:t>Source file: Other publishers/Files (500) (1).DOCX</w:t>
       </w:r>
     </w:p>
     <w:p>
@@ -49,35 +49,87 @@
     </w:p>
     <w:p>
       <w:r>
-        <w:t>Welcome, Dr. Donald Berwick. Once you pull the arrows out of your back, you can get down to the important work for which you are supremely qualified: fixing the government health-insurance programs.</w:t>
+        <w:t>MENOMONIE, WIS. - Democratic presidential nominee Kamala Harris has wagered that Minnesota's folksy, flannel-wearing governor can help her win over working-class voters in battleground states, but in neighboring western Wisconsin, it's unclear whether Gov. Tim Walz is having much sway.</w:t>
         <w:br/>
-        <w:t>President Obama named you head of the Centers for Medicare and Medicaid Services through a recess appointment. That deprived Senate Republicans of another televised round denouncing "socialized medicine" — though they are churning out news releases calling you a "health-care-rationing czar" and advocate of "cookie-cutter medicine."</w:t>
+        <w:t>Retiree Jane Pedersen proudly hoisted a "Coach Walz" sign as she and a few dozen other local Democrats rallied outside the Menomonie Public Library on a clear fall afternoon. As a stream of drivers passed by during rush hour, many honked and hollered out their windows in support. There's palpably more enthusiasm for the Harris-Walz ticket among Democrats in this college town than there was for President Joe Biden, Pedersen said.</w:t>
         <w:br/>
-        <w:t>A pediatrician and expert on medical economics, you are a savior to we who pay the bills through our premiums and taxes. But to the folks milking the system and the politicians they control — Republicans, but some Democrats, too — you are a threat.</w:t>
+        <w:t>"He builds bridges. He doesn't tear down things ... To be from Minnesota is even better," Pedersen, 73, said of Walz. But Pedersen said she wasn't very familiar with Walz until he was elevated to the national ticket, and that she would have supported Harris regardless of her running mate.</w:t>
         <w:br/>
-        <w:t>Nonetheless, the American Medical Association and the American Hospital Association both sing your praises. They also have stakes in this business but understand that you know what you're doing.</w:t>
+        <w:t>Thirteen miles east in the village of Elk Mound, Tom Gilbert manned the counter of the gun shop that his grandfather opened in 1952. A large "Trump Vance Make America Great Again 2024? sign hangs outside the Gilbert Gun Exchange, which is housed in a stately old bank building on the town's main drag. Shotguns, rifles and other firearms line the walls inside, along with a sign from the last election that reads: "Trump 2020 cuz ... you don't send a choir boy to a knife fight."</w:t>
         <w:br/>
-        <w:t>You got into trouble by saying that a civilized health care system must treat the poor, and that will require a "redistribution of wealth" from the better to the lesser-off. That is obvious, if not a politically adroit choice of words. You could have then noted that medical subsidies also go up the income ladder — such as when dishwashers' taxes support the Medicare benefits of millionaire retirees. In this country, the great majority of the uninsured are working poor. (The very poor have Medicaid.)</w:t>
+        <w:t>The 49-year-old Gilbert describes himself as a "constitutionalist independent," someone who had been open to both parties until he felt Democrats began encroaching on Second Amendment rights. Former President Donald Trump may not have the best bedside manner, Gilbert said, "but he's not running for kindergarten teacher. When the job entails sitting at tables with tyrants and psychopaths of the world, commanding respect is imperative." He isn't a fan of Harris, who he said didn't earn the Democratic nomination, nor does he like Walz.</w:t>
         <w:br/>
-        <w:t>Anyhow, you've run programs to reduce medical errors and hospital-acquired infections. That improved care and cut costs at the same time. The former president of Thedacare in Appleton, Wis., credits your "principles of continuous improvement" with helping reduce the cost of inpatient care at his hospital by 25 percent.</w:t>
+        <w:t>"The guy's a little radical for me," Gilbert said, adding that he heard that Walz and Minnesota Democrats spent most of a $17 billion budget surplus in a single legislative session.</w:t>
         <w:br/>
-        <w:t>When did saving taxpayers money become socialistic? When Republicans decided to define "free-market solutions" as seeing how many tax dollars they can shovel into private coffers.</w:t>
+        <w:t>The Harris campaign has trumpeted Walz's small-town roots and background as a former soldier, football coach and gun owner, and has deployed him to red counties in several battleground states over the past couple months. Democrats hope that Walz, a former red-district congressman, can boost their appeal in rural America. They know they probably won't win in Trump country, but they're trying to narrow the margins, which could make the difference in a close election.</w:t>
         <w:br/>
-        <w:t>Exhibit A is their Medicare drug benefit, which was written to enrich pharmaceutical companies and insurers.</w:t>
+        <w:t>Western Wisconsin could be the ideal testing ground for this hypothesis. Voters here live within easy driving distance of Minnesota and get much of their news from the North Star State, giving them more exposure to Walz. The region is also home to a handful of the nation's so-called "pivot counties" that voted for Barack Obama twice before swinging to Trump. Dunn County, home to Menomonie and a mix of small towns, including Elk Mound, is one of those counties.</w:t>
         <w:br/>
-        <w:t>By forbidding the government to directly negotiate drug prices, Republicans maximized the program's costs. Unlike everyone else in our capitalistic system, taxpayers are apparently not allowed to bargain for a better deal. That would be socialism.</w:t>
+        <w:t>"This is an area that swings back and forth depending on the election cycle, and it's an area that really can deliver those decisive votes for candidates in a statewide election," said Anthony Chergosky, a University of Wisconsin-La Crosse political science professor. "If the Harris-Walz ticket can develop a brand that helps them stop the party's slide in rural Wisconsin, then that will massively help their path to victory."</w:t>
         <w:br/>
-        <w:t>Exhibit B is the Republicans' tireless assaults against the "public option," which was stripped out of the final health care legislation.</w:t>
+        <w:t>A popular campaign stop</w:t>
         <w:br/>
-        <w:t>The public option was to be a government-run health insurance plan that competed with the privately run plans. Its purpose was to stop private insurers from overcharging for their plans — and sending their inflated bills to the taxpayers.</w:t>
+        <w:t>Both presidential campaigns have spent considerable time in Wisconsin. Trump recently visited the state four times in a span of eight days. Harris held rallies in La Crosse and Green Bay earlier this month, and Walz made stops in Eau Claire, Green Bay and Madison. Walz told a crowd gathered at a "Students for Harris-Walz" event in Eau Claire that "it's very realistic to believe that this race will be won going through Wisconsin."</w:t>
         <w:br/>
-        <w:t>Speaking of overcharges, socialized medicine and government-run systems, let's look at Exhibit C. Medicare is a government-run system that's far more socialized than anything in the new health care reforms. And it's a major cause of America's growing deficits.</w:t>
+        <w:t>Though both campaigns have made frequent visits to the Badger State, their stops appear to be geared toward shoring up their respective bases, retired GOP strategist Brandon Scholz said.</w:t>
         <w:br/>
-        <w:t>You'd think that the alleged haters of socialism and deficits would at least support ending overpayments to insurers participating in the Medicare Advantage program. But no, the Democrats had to do it alone.</w:t>
+        <w:t>"I think Tim Walz's job right now in Wisconsin, from what he's saying and where he's going and what he's doing, is, 'let's make sure 99 percent of our voters turn out, because we need every single one of them because of how close Wisconsin is,' " Scholz said. "To date, neither he nor Harris have communicated a message to bring in those undecideds, ticket splitters."</w:t>
         <w:br/>
-        <w:t>Dr. Berwick, part of me wishes that your hearing had gone forward. When your critics got to the "wealth distribution" part, you might have asked what in their religion goes against saving the lives of working-class Americans.</w:t>
+        <w:t>Ryan O'Gara is one of those undecideds. The 47-year-old Christian conservative lives in the village of Downing, some 20 miles northwest of Menomonie and home to about 230 people. O'Gara said he sees mostly Trump signs around his town, but he isn't a fan of either nominee and likely will sit out this election.</w:t>
         <w:br/>
-        <w:t>Not every manager of medical spending can be trusted to preserve the glories of American health care, but you can. So go forth, Dr. Berwick, and trim a few thousand off our health care bills. We taxpayers won't mind.</w:t>
+        <w:t>Asked what he thought of Walz, O'Gara referred to him as "far-left." He said he disagrees with allowing gender-affirming health care services for minors. Walz signed a bill into law last year making Minnesota a refuge for people seeking gender-affirming care.</w:t>
+        <w:br/>
+        <w:t>"I'm also not going to find satisfaction in either candidate," O'Gara said as he brewed a latte during his shift at the Blind Munchies Coffeehouse in Menomonie.</w:t>
+        <w:br/>
+        <w:t>'A more familiar ticket'</w:t>
+        <w:br/>
+        <w:t>Pete Huff has knocked on doors for months as he tries to narrow the margin in his home turf of Dunn County, which Trump won by about 3,300 votes in 2020.</w:t>
+        <w:br/>
+        <w:t>Huff, chair of the Dunn County Democrats, is well aware that every vote matters in Wisconsin. Biden won the state by just over 20,000 votes four years ago.</w:t>
+        <w:br/>
+        <w:t>Democrats in the county are energized by this year's ticket, Huff said, and even some Republicans have told him they back Harris-Walz because "they're tired of the divisiveness."</w:t>
+        <w:br/>
+        <w:t>While most voters are more focused on the presidential nominees than their running mates, Huff said Walz "certainly makes it a more familiar ticket that people can relate to." Local Democrats who've followed Walz appreciate his support for reproductive rights and free school meals, Huff said.</w:t>
+        <w:br/>
+        <w:t>Waving a Harris-Walz sign during the rally outside the Menomonie library, 77-year-old Lynne Hausman said the Minnesota governor comes across as a common guy with good values. Hausman said she was already somewhat familiar with Walz because many of her family members live in Minnesota and she gets most of her news from the Twin Cities.</w:t>
+        <w:br/>
+        <w:t>"He's Midwest nice," said Hausman, a retired public school teacher. "I hope that that resonates with people."</w:t>
+        <w:br/>
+        <w:t>"He gets us," Wisconsin Democratic U.S. Sen. Tammy Baldwin said of Walz. Baldwin attended the Dunn County Democrats' "Party at the Barn" fundraiser this month.</w:t>
+        <w:br/>
+        <w:t>"Whether it's the rural issues, the dairy farming issues, there's some similarities in terms of our manufacturing sector," said Baldwin, who's facing a close re-election fight. "The only rivalry is our professional sports teams. He's a Vikings fan and I'm a Packer fan, but we'll get over that."</w:t>
+        <w:br/>
+        <w:t>Voters outside of the Democratic base have more mixed opinions about Walz, Huff said.</w:t>
+        <w:br/>
+        <w:t>"There are folks that see some of the policies that have happened in Walz's administration in Minnesota, you know, it's something that they see as kind of fairly left-leaning," Huff said. "But they're also really quickly able to recognize the things that have been done that have helped the state."</w:t>
+        <w:br/>
+        <w:t>In a strip-mall office near Menomonie City Hall, the Dunn County Republican Party stocks "Make America Great Again" merchandise along with signs for Trump-Vance and GOP U.S. Senate candidate Eric Hovde, who's challenging Baldwin.</w:t>
+        <w:br/>
+        <w:t>Trump signs have been "flying out the door," said Diane Rust, who's on the Dunn County Republicans' executive board. Local Republicans are rallying behind Trump and haven't liked what they've seen or heard about Walz, Rust said.</w:t>
+        <w:br/>
+        <w:t>"He has lied so many times," Rust said of Walz, referring specifically to the governor's incorrect claim that he was in Hong Kong during China's Tiananmen Square protests in 1989. She said she also doesn't support abortion rights bills that Walz signed into law.</w:t>
+        <w:br/>
+        <w:t>"He does try to seem like a normal Midwestern guy, and he definitely does seem like that. But ... his actions and what he says don't come across that way," Rust said.</w:t>
+        <w:br/>
+        <w:t>Trump won most counties in western Wisconsin in each of the past two presidential elections. Wisconsin GOP U.S. Sen. Ron Johnson said Trump's appeal in the region remains strong.</w:t>
+        <w:br/>
+        <w:t>"The Republican Party, we are the party of the working men and women of this country," Johnson said. "Democrats are the party of the elite and the people that are dependent on government."</w:t>
+        <w:br/>
+        <w:t>Western Wisconsin could very well be the key to winning this swing state, political observers say. To win, the Harris-Walz campaign must do more than just hold onto the base Democratic strongholds of Madison and Milwaukee.</w:t>
+        <w:br/>
+        <w:t>"Madison and Milwaukee are not enough for Democrats to cobble together a statewide majority. They need these medium-sized cities and towns like Eau Claire," said Chergosky, the UW-La Crosse professor. "If they can recover a little bit in rural areas, then Madison, Milwaukee and the medium-sized communities like Eau Claire can put them over the top."</w:t>
+        <w:br/>
+        <w:t>ryan.faircloth@startribune.com</w:t>
+        <w:br/>
+        <w:t>sydney.kashiwagi@startribune.com</w:t>
+        <w:br/>
+        <w:t>MOST WESTERN WISCONSIN COUNTIES FAVORED TRUMP</w:t>
+        <w:br/>
+        <w:t>Eleven of 15 counties in western Wisconsin had a plurality of votes for Donald Trump in 2020. Three of the four that favored Joe Biden were in Wisconsin's northernmost counties. Northwestern Wisconsin rural counties cast far fewer votes than the more urban southeastern part of the state.</w:t>
+        <w:br/>
+        <w:t>(See the page PDF or microfilm for the complete map/chart.)</w:t>
+        <w:br/>
+        <w:t>Sourcs: State elections boards and secretaries of states; Dave Leip's Atlas of U.S. Presidential Elections</w:t>
       </w:r>
     </w:p>
     <w:sectPr>
